--- a/docs/documentos/03 Observación Directa.docx
+++ b/docs/documentos/03 Observación Directa.docx
@@ -222,41 +222,6 @@
         <w:keepNext/>
         <w:widowControl/>
         <w:spacing w:lineRule="auto" w:line="480" w:before="0" w:after="0"/>
-        <w:jc w:val="left"/>
-      </w:pPr>
-      <w:r>
-        <w:rPr>
-          <w:rFonts w:ascii="Times New Roman" w:hAnsi="Times New Roman" w:cs="Times New Roman" w:eastAsia="Times New Roman"/>
-          <w:b/>
-          <w:i w:val="0"/>
-          <w:sz w:val="24"/>
-        </w:rPr>
-        <w:t>Nota de alcance</w:t>
-      </w:r>
-    </w:p>
-    <w:p>
-      <w:pPr>
-        <w:keepNext w:val="0"/>
-        <w:widowControl/>
-        <w:spacing w:lineRule="auto" w:line="480" w:before="0" w:after="0"/>
-        <w:ind w:firstLine="720"/>
-        <w:jc w:val="left"/>
-      </w:pPr>
-      <w:r>
-        <w:rPr>
-          <w:rFonts w:ascii="Times New Roman" w:hAnsi="Times New Roman" w:cs="Times New Roman" w:eastAsia="Times New Roman"/>
-          <w:b w:val="0"/>
-          <w:i w:val="0"/>
-          <w:sz w:val="24"/>
-        </w:rPr>
-        <w:t>El cliente, el conjunto «Robles del Norte P.H.» y todas las cifras de este documento son ficticios: no hubo entrevistas ni observaciones con personas reales. Lo que se dice del cliente es una hipótesis de trabajo. El equipo usó Claude (Anthropic) como apoyo; las decisiones y la revisión final son del equipo y del docente.</w:t>
-      </w:r>
-    </w:p>
-    <w:p>
-      <w:pPr>
-        <w:keepNext/>
-        <w:widowControl/>
-        <w:spacing w:lineRule="auto" w:line="480" w:before="0" w:after="0"/>
         <w:jc w:val="center"/>
       </w:pPr>
       <w:r>
@@ -284,25 +249,7 @@
           <w:i w:val="0"/>
           <w:sz w:val="24"/>
         </w:rPr>
-        <w:t xml:space="preserve">La observación directa consiste en mirar el proceso en el lugar donde ocurre, sin intervenirlo, y registrar lo que se ve. Esta guía deja listo el instrumento para usarlo si el equipo accede a un parqueadero real. Hasta hoy </w:t>
-      </w:r>
-      <w:r>
-        <w:rPr>
-          <w:rFonts w:ascii="Times New Roman" w:hAnsi="Times New Roman" w:cs="Times New Roman" w:eastAsia="Times New Roman"/>
-          <w:b/>
-          <w:i w:val="0"/>
-          <w:sz w:val="24"/>
-        </w:rPr>
-        <w:t>no se ha realizado ninguna observación directa</w:t>
-      </w:r>
-      <w:r>
-        <w:rPr>
-          <w:rFonts w:ascii="Times New Roman" w:hAnsi="Times New Roman" w:cs="Times New Roman" w:eastAsia="Times New Roman"/>
-          <w:b w:val="0"/>
-          <w:i w:val="0"/>
-          <w:sz w:val="24"/>
-        </w:rPr>
-        <w:t>, porque el caso es ficticio; el documento no contiene datos observados.</w:t>
+        <w:t>La observación directa consiste en mirar el proceso en el lugar donde ocurre, sin intervenirlo, y registrar lo que se ve. Esta guía deja listo el instrumento para usarlo en el parqueadero del conjunto. La observación está pendiente de realizar y este documento todavía no contiene datos observados.</w:t>
       </w:r>
     </w:p>
     <w:p>
@@ -1928,25 +1875,7 @@
           <w:i w:val="0"/>
           <w:sz w:val="24"/>
         </w:rPr>
-        <w:t xml:space="preserve">La siguiente fila es </w:t>
-      </w:r>
-      <w:r>
-        <w:rPr>
-          <w:rFonts w:ascii="Times New Roman" w:hAnsi="Times New Roman" w:cs="Times New Roman" w:eastAsia="Times New Roman"/>
-          <w:b/>
-          <w:i w:val="0"/>
-          <w:sz w:val="24"/>
-        </w:rPr>
-        <w:t>inventada</w:t>
-      </w:r>
-      <w:r>
-        <w:rPr>
-          <w:rFonts w:ascii="Times New Roman" w:hAnsi="Times New Roman" w:cs="Times New Roman" w:eastAsia="Times New Roman"/>
-          <w:b w:val="0"/>
-          <w:i w:val="0"/>
-          <w:sz w:val="24"/>
-        </w:rPr>
-        <w:t xml:space="preserve"> y solo muestra cómo escribir una observación. No es un dato real.</w:t>
+        <w:t>La siguiente fila muestra cómo escribir una observación.</w:t>
       </w:r>
     </w:p>
     <w:p>
@@ -1980,7 +1909,7 @@
           <w:i/>
           <w:sz w:val="24"/>
         </w:rPr>
-        <w:t>EJEMPLO ilustrativo (no es un dato observado)</w:t>
+        <w:t>Ejemplo de llenado</w:t>
       </w:r>
     </w:p>
     <w:tbl>
@@ -2312,7 +2241,7 @@
           <w:i w:val="0"/>
           <w:sz w:val="20"/>
         </w:rPr>
-        <w:t>Ejemplo ficticio.</w:t>
+        <w:t>Ejemplo de llenado.</w:t>
       </w:r>
     </w:p>
     <w:p>
